--- a/Fase 2/Documentos/03_Definition_of_Done.docx
+++ b/Fase 2/Documentos/03_Definition_of_Done.docx
@@ -7,6 +7,9 @@
         <w:pStyle w:val="Title"/>
       </w:pPr>
       <w:r>
+        <w:rPr>
+          <w:color w:val="000000"/>
+        </w:rPr>
         <w:t>Definition of Done</w:t>
       </w:r>
     </w:p>
@@ -28,12 +31,23 @@
         <w:tblStyle w:val="TableGrid"/>
         <w:tblW w:type="auto" w:w="0"/>
         <w:tblLook w:firstColumn="1" w:firstRow="1" w:lastColumn="0" w:lastRow="0" w:noHBand="0" w:noVBand="1" w:val="04A0"/>
+        <w:tblBorders>
+          <w:top w:val="single" w:sz="4" w:color="D9D9D9"/>
+          <w:left w:val="single" w:sz="4" w:color="D9D9D9"/>
+          <w:bottom w:val="single" w:sz="4" w:color="D9D9D9"/>
+          <w:right w:val="single" w:sz="4" w:color="D9D9D9"/>
+          <w:insideH w:val="single" w:sz="4" w:color="D9D9D9"/>
+          <w:insideV w:val="single" w:sz="4" w:color="D9D9D9"/>
+        </w:tblBorders>
       </w:tblPr>
       <w:tblGrid>
         <w:gridCol w:w="5040"/>
         <w:gridCol w:w="5040"/>
       </w:tblGrid>
       <w:tr>
+        <w:trPr>
+          <w:tblHeader/>
+        </w:trPr>
         <w:tc>
           <w:tcPr>
             <w:tcW w:type="dxa" w:w="4896"/>
@@ -49,6 +63,8 @@
           </w:tcPr>
           <w:p>
             <w:pPr>
+              <w:keepNext w:val="0"/>
+              <w:keepLines w:val="0"/>
               <w:spacing w:after="40" w:before="40"/>
             </w:pPr>
             <w:r/>
@@ -77,6 +93,8 @@
           </w:tcPr>
           <w:p>
             <w:pPr>
+              <w:keepNext w:val="0"/>
+              <w:keepLines w:val="0"/>
               <w:spacing w:after="40" w:before="40"/>
             </w:pPr>
             <w:r/>
@@ -91,6 +109,7 @@
         </w:tc>
       </w:tr>
       <w:tr>
+        <w:trPr/>
         <w:tc>
           <w:tcPr>
             <w:tcW w:type="dxa" w:w="4896"/>
@@ -106,16 +125,12 @@
           </w:tcPr>
           <w:p>
             <w:pPr>
+              <w:keepNext w:val="0"/>
+              <w:keepLines w:val="0"/>
               <w:spacing w:after="40" w:before="40"/>
             </w:pPr>
-            <w:r/>
             <w:r>
-              <w:rPr>
-                <w:b/>
-                <w:color w:val="16382F"/>
-                <w:sz w:val="18"/>
-              </w:rPr>
-              <w:t>Fecha</w:t>
+              <w:t>Actualización documental</w:t>
             </w:r>
           </w:p>
         </w:tc>
@@ -134,15 +149,12 @@
           </w:tcPr>
           <w:p>
             <w:pPr>
+              <w:keepNext w:val="0"/>
+              <w:keepLines w:val="0"/>
               <w:spacing w:after="40" w:before="40"/>
             </w:pPr>
-            <w:r/>
             <w:r>
-              <w:rPr>
-                <w:b w:val="0"/>
-                <w:sz w:val="18"/>
-              </w:rPr>
-              <w:t>4 de octubre de 2026</w:t>
+              <w:t>20 de octubre de 2026</w:t>
             </w:r>
           </w:p>
         </w:tc>
@@ -162,6 +174,9 @@
         <w:pStyle w:val="Heading1"/>
       </w:pPr>
       <w:r>
+        <w:rPr>
+          <w:color w:val="000000"/>
+        </w:rPr>
         <w:t>1 Criterios funcionales</w:t>
       </w:r>
     </w:p>
@@ -189,7 +204,7 @@
         <w:spacing w:after="60"/>
       </w:pPr>
       <w:r>
-        <w:t>Los permisos por rol y por operador fueron considerados.</w:t>
+        <w:t>Los permisos por rol, empresa y asignación de operador fueron comprobados cuando corresponden.</w:t>
       </w:r>
     </w:p>
     <w:p>
@@ -206,6 +221,9 @@
         <w:pStyle w:val="Heading1"/>
       </w:pPr>
       <w:r>
+        <w:rPr>
+          <w:color w:val="000000"/>
+        </w:rPr>
         <w:t>2 Criterios técnicos</w:t>
       </w:r>
     </w:p>
@@ -233,7 +251,7 @@
         <w:spacing w:after="60"/>
       </w:pPr>
       <w:r>
-        <w:t>No se agregan secretos, contraseñas ni archivos generados al repositorio.</w:t>
+        <w:t>No se agregan secretos ni credenciales reales, cachés o binarios de construcción. Se permiten reportes y capturas con datos sintéticos o debidamente anonimizados.</w:t>
       </w:r>
     </w:p>
     <w:p>
@@ -250,6 +268,9 @@
         <w:pStyle w:val="Heading1"/>
       </w:pPr>
       <w:r>
+        <w:rPr>
+          <w:color w:val="000000"/>
+        </w:rPr>
         <w:t>3 Calidad y pruebas</w:t>
       </w:r>
     </w:p>
@@ -258,6 +279,14 @@
         <w:tblStyle w:val="TableGrid"/>
         <w:tblW w:type="auto" w:w="0"/>
         <w:tblLook w:firstColumn="1" w:firstRow="1" w:lastColumn="0" w:lastRow="0" w:noHBand="0" w:noVBand="1" w:val="04A0"/>
+        <w:tblBorders>
+          <w:top w:val="single" w:sz="4" w:color="D9D9D9"/>
+          <w:left w:val="single" w:sz="4" w:color="D9D9D9"/>
+          <w:bottom w:val="single" w:sz="4" w:color="D9D9D9"/>
+          <w:right w:val="single" w:sz="4" w:color="D9D9D9"/>
+          <w:insideH w:val="single" w:sz="4" w:color="D9D9D9"/>
+          <w:insideV w:val="single" w:sz="4" w:color="D9D9D9"/>
+        </w:tblBorders>
       </w:tblPr>
       <w:tblGrid>
         <w:gridCol w:w="3360"/>
@@ -265,6 +294,9 @@
         <w:gridCol w:w="3360"/>
       </w:tblGrid>
       <w:tr>
+        <w:trPr>
+          <w:tblHeader/>
+        </w:trPr>
         <w:tc>
           <w:tcPr>
             <w:tcW w:type="dxa" w:w="1728"/>
@@ -281,6 +313,8 @@
           </w:tcPr>
           <w:p>
             <w:pPr>
+              <w:keepNext w:val="0"/>
+              <w:keepLines w:val="0"/>
               <w:spacing w:after="40" w:before="40"/>
             </w:pPr>
             <w:r/>
@@ -310,6 +344,8 @@
           </w:tcPr>
           <w:p>
             <w:pPr>
+              <w:keepNext w:val="0"/>
+              <w:keepLines w:val="0"/>
               <w:spacing w:after="40" w:before="40"/>
             </w:pPr>
             <w:r/>
@@ -339,6 +375,8 @@
           </w:tcPr>
           <w:p>
             <w:pPr>
+              <w:keepNext w:val="0"/>
+              <w:keepLines w:val="0"/>
               <w:spacing w:after="40" w:before="40"/>
             </w:pPr>
             <w:r/>
@@ -354,6 +392,7 @@
         </w:tc>
       </w:tr>
       <w:tr>
+        <w:trPr/>
         <w:tc>
           <w:tcPr>
             <w:tcW w:type="dxa" w:w="1728"/>
@@ -369,6 +408,8 @@
           </w:tcPr>
           <w:p>
             <w:pPr>
+              <w:keepNext w:val="0"/>
+              <w:keepLines w:val="0"/>
               <w:spacing w:after="40" w:before="40"/>
             </w:pPr>
             <w:r/>
@@ -396,6 +437,8 @@
           </w:tcPr>
           <w:p>
             <w:pPr>
+              <w:keepNext w:val="0"/>
+              <w:keepLines w:val="0"/>
               <w:spacing w:after="40" w:before="40"/>
             </w:pPr>
             <w:r/>
@@ -423,6 +466,8 @@
           </w:tcPr>
           <w:p>
             <w:pPr>
+              <w:keepNext w:val="0"/>
+              <w:keepLines w:val="0"/>
               <w:spacing w:after="40" w:before="40"/>
             </w:pPr>
             <w:r/>
@@ -437,6 +482,7 @@
         </w:tc>
       </w:tr>
       <w:tr>
+        <w:trPr/>
         <w:tc>
           <w:tcPr>
             <w:tcW w:type="dxa" w:w="1728"/>
@@ -453,6 +499,8 @@
           </w:tcPr>
           <w:p>
             <w:pPr>
+              <w:keepNext w:val="0"/>
+              <w:keepLines w:val="0"/>
               <w:spacing w:after="40" w:before="40"/>
             </w:pPr>
             <w:r/>
@@ -481,6 +529,8 @@
           </w:tcPr>
           <w:p>
             <w:pPr>
+              <w:keepNext w:val="0"/>
+              <w:keepLines w:val="0"/>
               <w:spacing w:after="40" w:before="40"/>
             </w:pPr>
             <w:r/>
@@ -509,6 +559,8 @@
           </w:tcPr>
           <w:p>
             <w:pPr>
+              <w:keepNext w:val="0"/>
+              <w:keepLines w:val="0"/>
               <w:spacing w:after="40" w:before="40"/>
             </w:pPr>
             <w:r/>
@@ -523,6 +575,7 @@
         </w:tc>
       </w:tr>
       <w:tr>
+        <w:trPr/>
         <w:tc>
           <w:tcPr>
             <w:tcW w:type="dxa" w:w="1728"/>
@@ -538,6 +591,8 @@
           </w:tcPr>
           <w:p>
             <w:pPr>
+              <w:keepNext w:val="0"/>
+              <w:keepLines w:val="0"/>
               <w:spacing w:after="40" w:before="40"/>
             </w:pPr>
             <w:r/>
@@ -565,15 +620,18 @@
           </w:tcPr>
           <w:p>
             <w:pPr>
+              <w:keepNext w:val="0"/>
+              <w:keepLines w:val="0"/>
               <w:spacing w:after="40" w:before="40"/>
             </w:pPr>
-            <w:r/>
+            <w:r>
+              <w:t>Accesos propios, ausencia de token, rol y empresa incorrectos; comprobar ambos sentidos entre empresas.</w:t>
+            </w:r>
             <w:r>
               <w:rPr>
                 <w:b w:val="0"/>
                 <w:sz w:val="17"/>
               </w:rPr>
-              <w:t>Acceso sin token, rol incorrecto y tenant incorrecto</w:t>
             </w:r>
           </w:p>
         </w:tc>
@@ -592,20 +650,24 @@
           </w:tcPr>
           <w:p>
             <w:pPr>
+              <w:keepNext w:val="0"/>
+              <w:keepLines w:val="0"/>
               <w:spacing w:after="40" w:before="40"/>
             </w:pPr>
-            <w:r/>
+            <w:r>
+              <w:t>Matriz de HTTP 200/401/403; suite de aislamiento de 30 casos en E4.</w:t>
+            </w:r>
             <w:r>
               <w:rPr>
                 <w:b w:val="0"/>
                 <w:sz w:val="17"/>
               </w:rPr>
-              <w:t>Casos 401/403</w:t>
             </w:r>
           </w:p>
         </w:tc>
       </w:tr>
       <w:tr>
+        <w:trPr/>
         <w:tc>
           <w:tcPr>
             <w:tcW w:type="dxa" w:w="1728"/>
@@ -622,6 +684,8 @@
           </w:tcPr>
           <w:p>
             <w:pPr>
+              <w:keepNext w:val="0"/>
+              <w:keepLines w:val="0"/>
               <w:spacing w:after="40" w:before="40"/>
             </w:pPr>
             <w:r/>
@@ -650,15 +714,12 @@
           </w:tcPr>
           <w:p>
             <w:pPr>
+              <w:keepNext w:val="0"/>
+              <w:keepLines w:val="0"/>
               <w:spacing w:after="40" w:before="40"/>
             </w:pPr>
-            <w:r/>
             <w:r>
-              <w:rPr>
-                <w:b w:val="0"/>
-                <w:sz w:val="17"/>
-              </w:rPr>
-              <w:t>Consultas principales bajo el umbral acordado</w:t>
+              <w:t>p95 &lt; 2 s y 0 errores, criterio del script local; registrar carga y volumen de datos.</w:t>
             </w:r>
           </w:p>
         </w:tc>
@@ -678,6 +739,8 @@
           </w:tcPr>
           <w:p>
             <w:pPr>
+              <w:keepNext w:val="0"/>
+              <w:keepLines w:val="0"/>
               <w:spacing w:after="40" w:before="40"/>
             </w:pPr>
             <w:r/>
@@ -692,6 +755,7 @@
         </w:tc>
       </w:tr>
       <w:tr>
+        <w:trPr/>
         <w:tc>
           <w:tcPr>
             <w:tcW w:type="dxa" w:w="1728"/>
@@ -707,6 +771,8 @@
           </w:tcPr>
           <w:p>
             <w:pPr>
+              <w:keepNext w:val="0"/>
+              <w:keepLines w:val="0"/>
               <w:spacing w:after="40" w:before="40"/>
             </w:pPr>
             <w:r/>
@@ -734,6 +800,8 @@
           </w:tcPr>
           <w:p>
             <w:pPr>
+              <w:keepNext w:val="0"/>
+              <w:keepLines w:val="0"/>
               <w:spacing w:after="40" w:before="40"/>
             </w:pPr>
             <w:r/>
@@ -761,6 +829,8 @@
           </w:tcPr>
           <w:p>
             <w:pPr>
+              <w:keepNext w:val="0"/>
+              <w:keepLines w:val="0"/>
               <w:spacing w:after="40" w:before="40"/>
             </w:pPr>
             <w:r/>
@@ -785,6 +855,9 @@
         <w:pStyle w:val="Heading1"/>
       </w:pPr>
       <w:r>
+        <w:rPr>
+          <w:color w:val="000000"/>
+        </w:rPr>
         <w:t>4 Documentación y aceptación</w:t>
       </w:r>
     </w:p>
@@ -821,7 +894,7 @@
         <w:spacing w:after="60"/>
       </w:pPr>
       <w:r>
-        <w:t>El cliente o el responsable del bloque valida la salida cuando corresponde.</w:t>
+        <w:t>La aceptación del cliente se acredita con el acta validada por su representante; la aprobación técnica del equipo no sustituye esa aceptación.</w:t>
       </w:r>
     </w:p>
     <w:p>
@@ -829,6 +902,9 @@
         <w:pStyle w:val="Heading1"/>
       </w:pPr>
       <w:r>
+        <w:rPr>
+          <w:color w:val="000000"/>
+        </w:rPr>
         <w:t>5 Excepciones</w:t>
       </w:r>
     </w:p>
@@ -838,6 +914,32 @@
       </w:pPr>
       <w:r>
         <w:t>Una excepción debe quedar escrita en la tarjeta o acta del sprint, indicando qué falta, por qué se acepta temporalmente y quién es responsable de corregirlo.</w:t>
+      </w:r>
+    </w:p>
+    <w:p>
+      <w:pPr>
+        <w:pStyle w:val="Heading1"/>
+      </w:pPr>
+      <w:r>
+        <w:rPr>
+          <w:color w:val="000000"/>
+        </w:rPr>
+        <w:t>6 Evidencias disponibles</w:t>
+      </w:r>
+    </w:p>
+    <w:p>
+      <w:r>
+        <w:t>El corte del 20/10/2026 registra 205 pruebas aprobadas: 107 backend y 98 frontend, sin fallas ni omisiones. Las 30 de aislamiento están incluidas en las 107, no se suman otra vez. E4 verifica permisos y regresión; E5 acredita el mapa real en localhost:5173. Los reportes de 32 casos del 06/10 y 51 del 09/10 se conservan como ejecuciones históricas, con sus alcances de seguridad y rendimiento local.</w:t>
+      </w:r>
+    </w:p>
+    <w:p>
+      <w:r>
+        <w:t>La DoD se aplica a cada incremento. No se extiende la aprobación del panel al generador de croquis, al offline móvil o a conversaciones reales de WhatsApp sin evidencia específica.</w:t>
+      </w:r>
+    </w:p>
+    <w:p>
+      <w:r>
+        <w:t>Evidencias actuales: Verificacion_PR14_2026-10-20.md y Croquis_maps_real_2026-10-20.md, en Fase 2/Evidencias Proyecto/pruebas. La aprobación de pruebas no implica que ya se realizó una revisión de maquetación ni que el cliente haya firmado.</w:t>
       </w:r>
     </w:p>
     <w:sectPr>
@@ -1627,7 +1729,7 @@
       <w:rFonts w:asciiTheme="majorHAnsi" w:eastAsiaTheme="majorEastAsia" w:hAnsiTheme="majorHAnsi" w:cstheme="majorBidi"/>
       <w:i/>
       <w:iCs/>
-      <w:color w:val="4F81BD" w:themeColor="accent1"/>
+      <w:color w:val="000000"/>
       <w:spacing w:val="15"/>
       <w:sz w:val="24"/>
       <w:szCs w:val="24"/>
